--- a/docs/交通總覽.docx
+++ b/docs/交通總覽.docx
@@ -347,7 +347,7 @@
                 <w:b/>
                 <w:sz w:val="19"/>
               </w:rPr>
-              <w:t>EUROCOVER 包車（進老城）</w:t>
+              <w:t>EUROCOVER 包車（含 Parma 中停，10hr/日）</w:t>
             </w:r>
             <w:r>
               <w:rPr>
@@ -368,7 +368,7 @@
                 <w:rFonts w:ascii="Microsoft JhengHei" w:hAnsi="Microsoft JhengHei" w:eastAsia="Microsoft JhengHei"/>
                 <w:sz w:val="19"/>
               </w:rPr>
-              <w:t>3.5~4 小時</w:t>
+              <w:t>全日（含 Parma）</w:t>
             </w:r>
           </w:p>
         </w:tc>
@@ -383,7 +383,7 @@
                 <w:rFonts w:ascii="Microsoft JhengHei" w:hAnsi="Microsoft JhengHei" w:eastAsia="Microsoft JhengHei"/>
                 <w:sz w:val="19"/>
               </w:rPr>
-              <w:t>262</w:t>
+              <w:t>202</w:t>
             </w:r>
           </w:p>
         </w:tc>
@@ -398,7 +398,7 @@
                 <w:rFonts w:ascii="Microsoft JhengHei" w:hAnsi="Microsoft JhengHei" w:eastAsia="Microsoft JhengHei"/>
                 <w:sz w:val="19"/>
               </w:rPr>
-              <w:t>9,615</w:t>
+              <w:t>7,413</w:t>
             </w:r>
           </w:p>
         </w:tc>
@@ -413,7 +413,7 @@
                 <w:rFonts w:ascii="Microsoft JhengHei" w:hAnsi="Microsoft JhengHei" w:eastAsia="Microsoft JhengHei"/>
                 <w:sz w:val="19"/>
               </w:rPr>
-              <w:t>1,310</w:t>
+              <w:t>1,010</w:t>
             </w:r>
           </w:p>
         </w:tc>
@@ -428,7 +428,7 @@
                 <w:rFonts w:ascii="Microsoft JhengHei" w:hAnsi="Microsoft JhengHei" w:eastAsia="Microsoft JhengHei"/>
                 <w:sz w:val="19"/>
               </w:rPr>
-              <w:t>48,077</w:t>
+              <w:t>37,067</w:t>
             </w:r>
           </w:p>
         </w:tc>
@@ -1036,7 +1036,7 @@
                 <w:rFonts w:ascii="Microsoft JhengHei" w:hAnsi="Microsoft JhengHei" w:eastAsia="Microsoft JhengHei"/>
                 <w:sz w:val="19"/>
               </w:rPr>
-              <w:t>1h35m~1h55m</w:t>
+              <w:t>約 1h55m</w:t>
             </w:r>
           </w:p>
         </w:tc>
@@ -1118,14 +1118,14 @@
                 <w:b/>
                 <w:sz w:val="19"/>
               </w:rPr>
-              <w:t>待訂</w:t>
+              <w:t>立即訂</w:t>
             </w:r>
             <w:r>
               <w:rPr>
                 <w:rFonts w:ascii="Microsoft JhengHei" w:hAnsi="Microsoft JhengHei" w:eastAsia="Microsoft JhengHei"/>
                 <w:sz w:val="19"/>
               </w:rPr>
-              <w:t xml:space="preserve"> — 建議提前</w:t>
+              <w:t xml:space="preserve"> — 距出發不到 6 週</w:t>
             </w:r>
           </w:p>
         </w:tc>
@@ -1334,7 +1334,7 @@
                 <w:rFonts w:ascii="Microsoft JhengHei" w:hAnsi="Microsoft JhengHei" w:eastAsia="Microsoft JhengHei"/>
                 <w:sz w:val="19"/>
               </w:rPr>
-              <w:t>MXP 機場</w:t>
+              <w:t>MXP 機場 T1</w:t>
             </w:r>
           </w:p>
         </w:tc>
@@ -1349,7 +1349,22 @@
                 <w:rFonts w:ascii="Microsoft JhengHei" w:hAnsi="Microsoft JhengHei" w:eastAsia="Microsoft JhengHei"/>
                 <w:sz w:val="19"/>
               </w:rPr>
-              <w:t>Malpensa Express</w:t>
+              <w:t>Malpensa Express（</w:t>
+            </w:r>
+            <w:r>
+              <w:rPr>
+                <w:rFonts w:ascii="Microsoft JhengHei" w:hAnsi="Microsoft JhengHei" w:eastAsia="Microsoft JhengHei"/>
+                <w:b/>
+                <w:sz w:val="19"/>
+              </w:rPr>
+              <w:t>先停 T1</w:t>
+            </w:r>
+            <w:r>
+              <w:rPr>
+                <w:rFonts w:ascii="Microsoft JhengHei" w:hAnsi="Microsoft JhengHei" w:eastAsia="Microsoft JhengHei"/>
+                <w:sz w:val="19"/>
+              </w:rPr>
+              <w:t>）</w:t>
             </w:r>
           </w:p>
         </w:tc>
@@ -1364,7 +1379,7 @@
                 <w:rFonts w:ascii="Microsoft JhengHei" w:hAnsi="Microsoft JhengHei" w:eastAsia="Microsoft JhengHei"/>
                 <w:sz w:val="19"/>
               </w:rPr>
-              <w:t>52 分鐘</w:t>
+              <w:t>約 51 分鐘</w:t>
             </w:r>
           </w:p>
         </w:tc>
@@ -1379,7 +1394,7 @@
                 <w:rFonts w:ascii="Microsoft JhengHei" w:hAnsi="Microsoft JhengHei" w:eastAsia="Microsoft JhengHei"/>
                 <w:sz w:val="19"/>
               </w:rPr>
-              <w:t>13</w:t>
+              <w:t>15</w:t>
             </w:r>
           </w:p>
         </w:tc>
@@ -1394,7 +1409,7 @@
                 <w:rFonts w:ascii="Microsoft JhengHei" w:hAnsi="Microsoft JhengHei" w:eastAsia="Microsoft JhengHei"/>
                 <w:sz w:val="19"/>
               </w:rPr>
-              <w:t>477</w:t>
+              <w:t>551</w:t>
             </w:r>
           </w:p>
         </w:tc>
@@ -1409,7 +1424,7 @@
                 <w:rFonts w:ascii="Microsoft JhengHei" w:hAnsi="Microsoft JhengHei" w:eastAsia="Microsoft JhengHei"/>
                 <w:sz w:val="19"/>
               </w:rPr>
-              <w:t>65</w:t>
+              <w:t>75</w:t>
             </w:r>
           </w:p>
         </w:tc>
@@ -1424,7 +1439,7 @@
                 <w:rFonts w:ascii="Microsoft JhengHei" w:hAnsi="Microsoft JhengHei" w:eastAsia="Microsoft JhengHei"/>
                 <w:sz w:val="19"/>
               </w:rPr>
-              <w:t>2,386</w:t>
+              <w:t>2,753</w:t>
             </w:r>
           </w:p>
         </w:tc>
@@ -1483,7 +1498,7 @@
           <w:color w:val="5D6D7E"/>
           <w:sz w:val="21"/>
         </w:rPr>
-        <w:t>6/14 路線變更</w:t>
+        <w:t>6/14 路線</w:t>
       </w:r>
       <w:r>
         <w:rPr>
@@ -1491,7 +1506,7 @@
           <w:color w:val="5D6D7E"/>
           <w:sz w:val="21"/>
         </w:rPr>
-        <w:t xml:space="preserve">：原訂 Malpensa Express + 高鐵 + Booking 接送的三段轉乘方案已改為 </w:t>
+        <w:t xml:space="preserve">：EUROCOVER 包車一車直達 Siena，路線為 </w:t>
       </w:r>
       <w:r>
         <w:rPr>
@@ -1500,7 +1515,7 @@
           <w:color w:val="5D6D7E"/>
           <w:sz w:val="21"/>
         </w:rPr>
-        <w:t>EUROCOVER 包車一車直達 Siena</w:t>
+        <w:t>MXP → Parma（中停）→ Siena 住宿</w:t>
       </w:r>
       <w:r>
         <w:rPr>
@@ -1508,7 +1523,41 @@
           <w:color w:val="5D6D7E"/>
           <w:sz w:val="21"/>
         </w:rPr>
-        <w:t>。原訂的 Booking 6/14 接送（Firenze SMN → Siena）須登入後台取消。</w:t>
+        <w:t xml:space="preserve">。原訂的 Booking 6/14 接送（Firenze SMN → Siena）須登入後台取消。協議簽署日 2026/05/04，總價 </w:t>
+      </w:r>
+      <w:r>
+        <w:rPr>
+          <w:rFonts w:ascii="Microsoft JhengHei" w:hAnsi="Microsoft JhengHei" w:eastAsia="Microsoft JhengHei"/>
+          <w:b/>
+          <w:color w:val="5D6D7E"/>
+          <w:sz w:val="21"/>
+        </w:rPr>
+        <w:t>EUR 1,010</w:t>
+      </w:r>
+      <w:r>
+        <w:rPr>
+          <w:rFonts w:ascii="Microsoft JhengHei" w:hAnsi="Microsoft JhengHei" w:eastAsia="Microsoft JhengHei"/>
+          <w:color w:val="5D6D7E"/>
+          <w:sz w:val="21"/>
+        </w:rPr>
+        <w:t xml:space="preserve">；訂金 60% 原須於 2026/05/07 前付清 — </w:t>
+      </w:r>
+      <w:r>
+        <w:rPr>
+          <w:rFonts w:ascii="Microsoft JhengHei" w:hAnsi="Microsoft JhengHei" w:eastAsia="Microsoft JhengHei"/>
+          <w:b/>
+          <w:color w:val="5D6D7E"/>
+          <w:sz w:val="21"/>
+        </w:rPr>
+        <w:t>此期限已過，須確認是否已付款並向 EUROCOVER 確認協議仍有效</w:t>
+      </w:r>
+      <w:r>
+        <w:rPr>
+          <w:rFonts w:ascii="Microsoft JhengHei" w:hAnsi="Microsoft JhengHei" w:eastAsia="Microsoft JhengHei"/>
+          <w:color w:val="5D6D7E"/>
+          <w:sz w:val="21"/>
+        </w:rPr>
+        <w:t>。</w:t>
       </w:r>
     </w:p>
     <w:p>
@@ -1665,7 +1714,7 @@
                 <w:b/>
                 <w:sz w:val="19"/>
               </w:rPr>
-              <w:t>EUROCOVER 包車（進老城）</w:t>
+              <w:t>EUROCOVER 包車（含 Parma 中停）</w:t>
             </w:r>
             <w:r>
               <w:rPr>
@@ -1686,7 +1735,7 @@
                 <w:rFonts w:ascii="Microsoft JhengHei" w:hAnsi="Microsoft JhengHei" w:eastAsia="Microsoft JhengHei"/>
                 <w:sz w:val="19"/>
               </w:rPr>
-              <w:t>1,310</w:t>
+              <w:t>1,010</w:t>
             </w:r>
           </w:p>
         </w:tc>
@@ -1701,7 +1750,7 @@
                 <w:rFonts w:ascii="Microsoft JhengHei" w:hAnsi="Microsoft JhengHei" w:eastAsia="Microsoft JhengHei"/>
                 <w:sz w:val="19"/>
               </w:rPr>
-              <w:t>48,077</w:t>
+              <w:t>37,067</w:t>
             </w:r>
           </w:p>
         </w:tc>
@@ -2070,7 +2119,7 @@
                 <w:rFonts w:ascii="Microsoft JhengHei" w:hAnsi="Microsoft JhengHei" w:eastAsia="Microsoft JhengHei"/>
                 <w:sz w:val="19"/>
               </w:rPr>
-              <w:t>65</w:t>
+              <w:t>75</w:t>
             </w:r>
           </w:p>
         </w:tc>
@@ -2085,7 +2134,7 @@
                 <w:rFonts w:ascii="Microsoft JhengHei" w:hAnsi="Microsoft JhengHei" w:eastAsia="Microsoft JhengHei"/>
                 <w:sz w:val="19"/>
               </w:rPr>
-              <w:t>2,386</w:t>
+              <w:t>2,753</w:t>
             </w:r>
           </w:p>
         </w:tc>
@@ -2154,7 +2203,7 @@
                 <w:b/>
                 <w:sz w:val="19"/>
               </w:rPr>
-              <w:t>1,770~2,045</w:t>
+              <w:t>1,480~1,755</w:t>
             </w:r>
             <w:r>
               <w:rPr>
@@ -2183,7 +2232,7 @@
                 <w:b/>
                 <w:sz w:val="19"/>
               </w:rPr>
-              <w:t>64,960~75,052</w:t>
+              <w:t>54,317~64,409</w:t>
             </w:r>
             <w:r>
               <w:rPr>
@@ -2255,7 +2304,7 @@
                 <w:b/>
                 <w:sz w:val="19"/>
               </w:rPr>
-              <w:t>354~409</w:t>
+              <w:t>296~351</w:t>
             </w:r>
             <w:r>
               <w:rPr>
@@ -2283,7 +2332,7 @@
                 <w:b/>
                 <w:sz w:val="19"/>
               </w:rPr>
-              <w:t>12,992~15,010</w:t>
+              <w:t>10,864~12,882</w:t>
             </w:r>
             <w:r>
               <w:rPr>
@@ -2334,7 +2383,7 @@
           <w:rFonts w:ascii="Microsoft JhengHei" w:hAnsi="Microsoft JhengHei" w:eastAsia="Microsoft JhengHei"/>
           <w:sz w:val="21"/>
         </w:rPr>
-        <w:t>1. ~~</w:t>
+        <w:t xml:space="preserve">1. </w:t>
       </w:r>
       <w:r>
         <w:rPr>
@@ -2342,28 +2391,14 @@
           <w:b/>
           <w:sz w:val="21"/>
         </w:rPr>
-        <w:t>6/14 米蘭→佛羅倫斯高鐵</w:t>
+        <w:t>確認 EUROCOVER 訂金付款狀態</w:t>
       </w:r>
       <w:r>
         <w:rPr>
           <w:rFonts w:ascii="Microsoft JhengHei" w:hAnsi="Microsoft JhengHei" w:eastAsia="Microsoft JhengHei"/>
           <w:sz w:val="21"/>
         </w:rPr>
-        <w:t>~~ — 已改為 EUROCOVER 包車直達，</w:t>
-      </w:r>
-      <w:r>
-        <w:rPr>
-          <w:rFonts w:ascii="Microsoft JhengHei" w:hAnsi="Microsoft JhengHei" w:eastAsia="Microsoft JhengHei"/>
-          <w:b/>
-          <w:sz w:val="21"/>
-        </w:rPr>
-        <w:t>不需訂高鐵</w:t>
-      </w:r>
-      <w:r>
-        <w:rPr>
-          <w:rFonts w:ascii="Microsoft JhengHei" w:hAnsi="Microsoft JhengHei" w:eastAsia="Microsoft JhengHei"/>
-          <w:sz w:val="21"/>
-        </w:rPr>
+        <w:t xml:space="preserve"> — 原期限 5/7 已過</w:t>
       </w:r>
     </w:p>
     <w:p>
@@ -2417,7 +2452,22 @@
           <w:rFonts w:ascii="Microsoft JhengHei" w:hAnsi="Microsoft JhengHei" w:eastAsia="Microsoft JhengHei"/>
           <w:sz w:val="21"/>
         </w:rPr>
-        <w:t xml:space="preserve"> — Trenitalia 或 Italo 官網訂票，早鳥價最低可達 EUR 19.9/人</w:t>
+        <w:t xml:space="preserve"> — Trenitalia 或 Italo 官網訂票；</w:t>
+      </w:r>
+      <w:r>
+        <w:rPr>
+          <w:rFonts w:ascii="Microsoft JhengHei" w:hAnsi="Microsoft JhengHei" w:eastAsia="Microsoft JhengHei"/>
+          <w:b/>
+          <w:sz w:val="21"/>
+        </w:rPr>
+        <w:t>距出發不到 6 週，低價票可能已售完</w:t>
+      </w:r>
+      <w:r>
+        <w:rPr>
+          <w:rFonts w:ascii="Microsoft JhengHei" w:hAnsi="Microsoft JhengHei" w:eastAsia="Microsoft JhengHei"/>
+          <w:sz w:val="21"/>
+        </w:rPr>
+        <w:t>，立即查價下單</w:t>
       </w:r>
     </w:p>
     <w:p>
@@ -2444,7 +2494,22 @@
           <w:rFonts w:ascii="Microsoft JhengHei" w:hAnsi="Microsoft JhengHei" w:eastAsia="Microsoft JhengHei"/>
           <w:sz w:val="21"/>
         </w:rPr>
-        <w:t xml:space="preserve"> — 聯繫 Siena 房東協助預約</w:t>
+        <w:t xml:space="preserve"> — 聯繫 Siena 房東協助預約；備案：</w:t>
+      </w:r>
+      <w:r>
+        <w:rPr>
+          <w:rFonts w:ascii="Microsoft JhengHei" w:hAnsi="Microsoft JhengHei" w:eastAsia="Microsoft JhengHei"/>
+          <w:b/>
+          <w:sz w:val="21"/>
+        </w:rPr>
+        <w:t>AT 130 線直達巴士</w:t>
+      </w:r>
+      <w:r>
+        <w:rPr>
+          <w:rFonts w:ascii="Microsoft JhengHei" w:hAnsi="Microsoft JhengHei" w:eastAsia="Microsoft JhengHei"/>
+          <w:sz w:val="21"/>
+        </w:rPr>
+        <w:t>（Siena-Poggibonsi-San Gimignano，無須轉車）</w:t>
       </w:r>
     </w:p>
     <w:p>
@@ -2667,7 +2732,7 @@
           <w:rFonts w:ascii="Microsoft JhengHei" w:hAnsi="Microsoft JhengHei" w:eastAsia="Microsoft JhengHei"/>
           <w:sz w:val="21"/>
         </w:rPr>
-        <w:t>：佛羅倫斯和 Siena 老城區都有 ZTL（Zona a Traffico Limitato），EUROCOVER 包車有合法通行證可進入；自駕租車禁止進入。</w:t>
+        <w:t>：佛羅倫斯和 Siena 老城區都有 ZTL（Zona a Traffico Limitato）；NCC/包車通常可申請通行證但須事先確認；自駕租車禁止進入。</w:t>
       </w:r>
     </w:p>
     <w:p>
@@ -2680,6 +2745,48 @@
           <w:sz w:val="21"/>
         </w:rPr>
         <w:t xml:space="preserve">6. </w:t>
+      </w:r>
+      <w:r>
+        <w:rPr>
+          <w:rFonts w:ascii="Microsoft JhengHei" w:hAnsi="Microsoft JhengHei" w:eastAsia="Microsoft JhengHei"/>
+          <w:b/>
+          <w:sz w:val="21"/>
+        </w:rPr>
+        <w:t>米蘭計程車公定價</w:t>
+      </w:r>
+      <w:r>
+        <w:rPr>
+          <w:rFonts w:ascii="Microsoft JhengHei" w:hAnsi="Microsoft JhengHei" w:eastAsia="Microsoft JhengHei"/>
+          <w:sz w:val="21"/>
+        </w:rPr>
+        <w:t xml:space="preserve">：米蘭市區 ↔ MXP 機場 </w:t>
+      </w:r>
+      <w:r>
+        <w:rPr>
+          <w:rFonts w:ascii="Microsoft JhengHei" w:hAnsi="Microsoft JhengHei" w:eastAsia="Microsoft JhengHei"/>
+          <w:b/>
+          <w:sz w:val="21"/>
+        </w:rPr>
+        <w:t>固定費率 €114/車</w:t>
+      </w:r>
+      <w:r>
+        <w:rPr>
+          <w:rFonts w:ascii="Microsoft JhengHei" w:hAnsi="Microsoft JhengHei" w:eastAsia="Microsoft JhengHei"/>
+          <w:sz w:val="21"/>
+        </w:rPr>
+        <w:t>（4 人座、已含高速費）；5 人需叫大型 Van 或拆 2 台。</w:t>
+      </w:r>
+    </w:p>
+    <w:p>
+      <w:pPr>
+        <w:ind w:left="454" w:hanging="283"/>
+      </w:pPr>
+      <w:r>
+        <w:rPr>
+          <w:rFonts w:ascii="Microsoft JhengHei" w:hAnsi="Microsoft JhengHei" w:eastAsia="Microsoft JhengHei"/>
+          <w:sz w:val="21"/>
+        </w:rPr>
+        <w:t xml:space="preserve">7. </w:t>
       </w:r>
       <w:r>
         <w:rPr>
@@ -2721,7 +2828,7 @@
           <w:rFonts w:ascii="Microsoft JhengHei" w:hAnsi="Microsoft JhengHei" w:eastAsia="Microsoft JhengHei"/>
           <w:sz w:val="21"/>
         </w:rPr>
-        <w:t xml:space="preserve">7. </w:t>
+        <w:t xml:space="preserve">8. </w:t>
       </w:r>
       <w:r>
         <w:rPr>
@@ -2729,14 +2836,14 @@
           <w:b/>
           <w:sz w:val="21"/>
         </w:rPr>
-        <w:t>PIN 碼（預借現金密碼）</w:t>
+        <w:t>PIN 碼</w:t>
       </w:r>
       <w:r>
         <w:rPr>
           <w:rFonts w:ascii="Microsoft JhengHei" w:hAnsi="Microsoft JhengHei" w:eastAsia="Microsoft JhengHei"/>
           <w:sz w:val="21"/>
         </w:rPr>
-        <w:t>：義大利部分售票機刷卡時會要求輸入 4 位數 PIN 碼，通常是信用卡的「預借現金密碼」。出發前務必向銀行確認已設定，否則現場可能刷不過。</w:t>
+        <w:t>：部分義大利售票機刷卡時會要求輸入 4 位數信用卡 PIN；各銀行定義不同，可能是交易 PIN 或預借現金 PIN，出發前向發卡銀行確認海外晶片刷卡 PIN 可用。</w:t>
       </w:r>
     </w:p>
     <w:p>
@@ -2748,7 +2855,7 @@
           <w:rFonts w:ascii="Microsoft JhengHei" w:hAnsi="Microsoft JhengHei" w:eastAsia="Microsoft JhengHei"/>
           <w:sz w:val="21"/>
         </w:rPr>
-        <w:t xml:space="preserve">8. </w:t>
+        <w:t xml:space="preserve">9. </w:t>
       </w:r>
       <w:r>
         <w:rPr>
@@ -2764,6 +2871,326 @@
           <w:sz w:val="21"/>
         </w:rPr>
         <w:t>：訂好的高鐵票 QR Code 務必截圖保存到手機相簿，以防車上網路不通無法開啟 App。也建議列印一份紙本備用。</w:t>
+      </w:r>
+    </w:p>
+    <w:p>
+      <w:pPr>
+        <w:ind w:left="454" w:hanging="283"/>
+      </w:pPr>
+      <w:r>
+        <w:rPr>
+          <w:rFonts w:ascii="Microsoft JhengHei" w:hAnsi="Microsoft JhengHei" w:eastAsia="Microsoft JhengHei"/>
+          <w:sz w:val="21"/>
+        </w:rPr>
+        <w:t xml:space="preserve">10. </w:t>
+      </w:r>
+      <w:r>
+        <w:rPr>
+          <w:rFonts w:ascii="Microsoft JhengHei" w:hAnsi="Microsoft JhengHei" w:eastAsia="Microsoft JhengHei"/>
+          <w:b/>
+          <w:sz w:val="21"/>
+        </w:rPr>
+        <w:t>5 人計程車限制</w:t>
+      </w:r>
+      <w:r>
+        <w:rPr>
+          <w:rFonts w:ascii="Microsoft JhengHei" w:hAnsi="Microsoft JhengHei" w:eastAsia="Microsoft JhengHei"/>
+          <w:sz w:val="21"/>
+        </w:rPr>
+        <w:t>：一般義大利計程車僅限 4 人，5 人務必叫 Large Taxi / Van，或拆 2 台。</w:t>
+      </w:r>
+    </w:p>
+    <w:p>
+      <w:pPr>
+        <w:pStyle w:val="Heading3"/>
+      </w:pPr>
+      <w:r>
+        <w:t>高鐵票種退改規則摘要（出發前再次確認官網）</w:t>
+      </w:r>
+    </w:p>
+    <w:tbl>
+      <w:tblPr>
+        <w:tblStyle w:val="TableGrid"/>
+        <w:tblW w:type="auto" w:w="0"/>
+        <w:jc w:val="center"/>
+        <w:tblLook w:firstColumn="1" w:firstRow="1" w:lastColumn="0" w:lastRow="0" w:noHBand="0" w:noVBand="1" w:val="04A0"/>
+      </w:tblPr>
+      <w:tblGrid>
+        <w:gridCol w:w="3024"/>
+        <w:gridCol w:w="3024"/>
+        <w:gridCol w:w="3024"/>
+      </w:tblGrid>
+      <w:tr>
+        <w:tc>
+          <w:tcPr>
+            <w:tcW w:type="dxa" w:w="3024"/>
+            <w:shd w:fill="1B4F72"/>
+          </w:tcPr>
+          <w:p>
+            <w:pPr>
+              <w:jc w:val="center"/>
+            </w:pPr>
+            <w:r/>
+            <w:r>
+              <w:rPr>
+                <w:rFonts w:ascii="Microsoft JhengHei" w:hAnsi="Microsoft JhengHei" w:eastAsia="Microsoft JhengHei"/>
+                <w:b/>
+                <w:color w:val="FFFFFF"/>
+                <w:sz w:val="20"/>
+              </w:rPr>
+              <w:t>票種</w:t>
+            </w:r>
+          </w:p>
+        </w:tc>
+        <w:tc>
+          <w:tcPr>
+            <w:tcW w:type="dxa" w:w="3024"/>
+            <w:shd w:fill="1B4F72"/>
+          </w:tcPr>
+          <w:p>
+            <w:pPr>
+              <w:jc w:val="center"/>
+            </w:pPr>
+            <w:r/>
+            <w:r>
+              <w:rPr>
+                <w:rFonts w:ascii="Microsoft JhengHei" w:hAnsi="Microsoft JhengHei" w:eastAsia="Microsoft JhengHei"/>
+                <w:b/>
+                <w:color w:val="FFFFFF"/>
+                <w:sz w:val="20"/>
+              </w:rPr>
+              <w:t>Trenitalia</w:t>
+            </w:r>
+          </w:p>
+        </w:tc>
+        <w:tc>
+          <w:tcPr>
+            <w:tcW w:type="dxa" w:w="3024"/>
+            <w:shd w:fill="1B4F72"/>
+          </w:tcPr>
+          <w:p>
+            <w:pPr>
+              <w:jc w:val="center"/>
+            </w:pPr>
+            <w:r/>
+            <w:r>
+              <w:rPr>
+                <w:rFonts w:ascii="Microsoft JhengHei" w:hAnsi="Microsoft JhengHei" w:eastAsia="Microsoft JhengHei"/>
+                <w:b/>
+                <w:color w:val="FFFFFF"/>
+                <w:sz w:val="20"/>
+              </w:rPr>
+              <w:t>Italo</w:t>
+            </w:r>
+          </w:p>
+        </w:tc>
+      </w:tr>
+      <w:tr>
+        <w:tc>
+          <w:tcPr>
+            <w:tcW w:type="dxa" w:w="3024"/>
+          </w:tcPr>
+          <w:p>
+            <w:r/>
+            <w:r>
+              <w:rPr>
+                <w:rFonts w:ascii="Microsoft JhengHei" w:hAnsi="Microsoft JhengHei" w:eastAsia="Microsoft JhengHei"/>
+                <w:sz w:val="19"/>
+              </w:rPr>
+              <w:t>最低價</w:t>
+            </w:r>
+          </w:p>
+        </w:tc>
+        <w:tc>
+          <w:tcPr>
+            <w:tcW w:type="dxa" w:w="3024"/>
+          </w:tcPr>
+          <w:p>
+            <w:r/>
+            <w:r>
+              <w:rPr>
+                <w:rFonts w:ascii="Microsoft JhengHei" w:hAnsi="Microsoft JhengHei" w:eastAsia="Microsoft JhengHei"/>
+                <w:sz w:val="19"/>
+              </w:rPr>
+              <w:t>Super Economy 不退不改</w:t>
+            </w:r>
+          </w:p>
+        </w:tc>
+        <w:tc>
+          <w:tcPr>
+            <w:tcW w:type="dxa" w:w="3024"/>
+          </w:tcPr>
+          <w:p>
+            <w:r/>
+            <w:r>
+              <w:rPr>
+                <w:rFonts w:ascii="Microsoft JhengHei" w:hAnsi="Microsoft JhengHei" w:eastAsia="Microsoft JhengHei"/>
+                <w:sz w:val="19"/>
+              </w:rPr>
+              <w:t>Low Cost 不退；出發前 72h 前可改（扣 60% + 加價差）</w:t>
+            </w:r>
+          </w:p>
+        </w:tc>
+      </w:tr>
+      <w:tr>
+        <w:tc>
+          <w:tcPr>
+            <w:tcW w:type="dxa" w:w="3024"/>
+            <w:shd w:fill="EBF5FB"/>
+          </w:tcPr>
+          <w:p>
+            <w:r/>
+            <w:r>
+              <w:rPr>
+                <w:rFonts w:ascii="Microsoft JhengHei" w:hAnsi="Microsoft JhengHei" w:eastAsia="Microsoft JhengHei"/>
+                <w:sz w:val="19"/>
+              </w:rPr>
+              <w:t>中階</w:t>
+            </w:r>
+          </w:p>
+        </w:tc>
+        <w:tc>
+          <w:tcPr>
+            <w:tcW w:type="dxa" w:w="3024"/>
+            <w:shd w:fill="EBF5FB"/>
+          </w:tcPr>
+          <w:p>
+            <w:r/>
+            <w:r>
+              <w:rPr>
+                <w:rFonts w:ascii="Microsoft JhengHei" w:hAnsi="Microsoft JhengHei" w:eastAsia="Microsoft JhengHei"/>
+                <w:sz w:val="19"/>
+              </w:rPr>
+              <w:t>Economy 一般不可退、可改補 Base 差價；加購 tiRimborso 可退（扣 10%）</w:t>
+            </w:r>
+          </w:p>
+        </w:tc>
+        <w:tc>
+          <w:tcPr>
+            <w:tcW w:type="dxa" w:w="3024"/>
+            <w:shd w:fill="EBF5FB"/>
+          </w:tcPr>
+          <w:p>
+            <w:r/>
+            <w:r>
+              <w:rPr>
+                <w:rFonts w:ascii="Microsoft JhengHei" w:hAnsi="Microsoft JhengHei" w:eastAsia="Microsoft JhengHei"/>
+                <w:sz w:val="19"/>
+              </w:rPr>
+              <w:t>Economy 可改（加 20% + 價差）；取消退 40%</w:t>
+            </w:r>
+          </w:p>
+        </w:tc>
+      </w:tr>
+      <w:tr>
+        <w:tc>
+          <w:tcPr>
+            <w:tcW w:type="dxa" w:w="3024"/>
+          </w:tcPr>
+          <w:p>
+            <w:r/>
+            <w:r>
+              <w:rPr>
+                <w:rFonts w:ascii="Microsoft JhengHei" w:hAnsi="Microsoft JhengHei" w:eastAsia="Microsoft JhengHei"/>
+                <w:sz w:val="19"/>
+              </w:rPr>
+              <w:t>彈性</w:t>
+            </w:r>
+          </w:p>
+        </w:tc>
+        <w:tc>
+          <w:tcPr>
+            <w:tcW w:type="dxa" w:w="3024"/>
+          </w:tcPr>
+          <w:p>
+            <w:r/>
+            <w:r>
+              <w:rPr>
+                <w:rFonts w:ascii="Microsoft JhengHei" w:hAnsi="Microsoft JhengHei" w:eastAsia="Microsoft JhengHei"/>
+                <w:sz w:val="19"/>
+              </w:rPr>
+              <w:t>Base 可改；出發前退扣 20%、出發後不退</w:t>
+            </w:r>
+          </w:p>
+        </w:tc>
+        <w:tc>
+          <w:tcPr>
+            <w:tcW w:type="dxa" w:w="3024"/>
+          </w:tcPr>
+          <w:p>
+            <w:r/>
+            <w:r>
+              <w:rPr>
+                <w:rFonts w:ascii="Microsoft JhengHei" w:hAnsi="Microsoft JhengHei" w:eastAsia="Microsoft JhengHei"/>
+                <w:sz w:val="19"/>
+              </w:rPr>
+              <w:t>Flex 取消退 80%</w:t>
+            </w:r>
+          </w:p>
+        </w:tc>
+      </w:tr>
+    </w:tbl>
+    <w:p/>
+    <w:p>
+      <w:pPr>
+        <w:pStyle w:val="Heading3"/>
+      </w:pPr>
+      <w:r>
+        <w:t>延誤補償規則</w:t>
+      </w:r>
+    </w:p>
+    <w:p>
+      <w:pPr>
+        <w:ind w:left="454" w:hanging="227"/>
+      </w:pPr>
+      <w:r>
+        <w:rPr>
+          <w:rFonts w:ascii="Microsoft JhengHei" w:hAnsi="Microsoft JhengHei" w:eastAsia="Microsoft JhengHei"/>
+          <w:sz w:val="21"/>
+        </w:rPr>
+        <w:t xml:space="preserve">• </w:t>
+      </w:r>
+      <w:r>
+        <w:rPr>
+          <w:rFonts w:ascii="Microsoft JhengHei" w:hAnsi="Microsoft JhengHei" w:eastAsia="Microsoft JhengHei"/>
+          <w:b/>
+          <w:sz w:val="21"/>
+        </w:rPr>
+        <w:t>Trenitalia Frecce</w:t>
+      </w:r>
+      <w:r>
+        <w:rPr>
+          <w:rFonts w:ascii="Microsoft JhengHei" w:hAnsi="Microsoft JhengHei" w:eastAsia="Microsoft JhengHei"/>
+          <w:sz w:val="21"/>
+        </w:rPr>
+        <w:t>：30~59 分延誤給 25% bonus；60~119 分補償 25%；120 分以上 50%</w:t>
+      </w:r>
+    </w:p>
+    <w:p>
+      <w:pPr>
+        <w:ind w:left="454" w:hanging="227"/>
+      </w:pPr>
+      <w:r>
+        <w:rPr>
+          <w:rFonts w:ascii="Microsoft JhengHei" w:hAnsi="Microsoft JhengHei" w:eastAsia="Microsoft JhengHei"/>
+          <w:sz w:val="21"/>
+        </w:rPr>
+        <w:t xml:space="preserve">• </w:t>
+      </w:r>
+      <w:r>
+        <w:rPr>
+          <w:rFonts w:ascii="Microsoft JhengHei" w:hAnsi="Microsoft JhengHei" w:eastAsia="Microsoft JhengHei"/>
+          <w:b/>
+          <w:sz w:val="21"/>
+        </w:rPr>
+        <w:t>Italo</w:t>
+      </w:r>
+      <w:r>
+        <w:rPr>
+          <w:rFonts w:ascii="Microsoft JhengHei" w:hAnsi="Microsoft JhengHei" w:eastAsia="Microsoft JhengHei"/>
+          <w:sz w:val="21"/>
+        </w:rPr>
+        <w:t>：60~119 分補償 25%；120 分以上 50%，通常自動退至電子錢包</w:t>
       </w:r>
     </w:p>
     <w:p>
@@ -2869,7 +3296,7 @@
                 <w:rFonts w:ascii="Microsoft JhengHei" w:hAnsi="Microsoft JhengHei" w:eastAsia="Microsoft JhengHei"/>
                 <w:sz w:val="19"/>
               </w:rPr>
-              <w:t>6/14 MXP → Siena 住宿（EUROCOVER 包車直達）</w:t>
+              <w:t>6/14 MXP → Parma → Siena 住宿（EUROCOVER 包車 10hr/日）</w:t>
             </w:r>
           </w:p>
         </w:tc>
@@ -3028,7 +3455,7 @@
           <w:rFonts w:ascii="Microsoft JhengHei" w:hAnsi="Microsoft JhengHei" w:eastAsia="Microsoft JhengHei"/>
           <w:i/>
         </w:rPr>
-        <w:t>最後更新：2026/5/1</w:t>
+        <w:t>最後更新：2026/05/13（第二輪三方審查修訂版 — 更新 Malpensa Express 票價/班次、米蘭計程車公定價、AT 130 線備案、Trenitalia/Italo 退改規則、延誤補償、訂金狀態）</w:t>
       </w:r>
       <w:r>
         <w:rPr>
